--- a/templates/09-ai-vision/k7-thong-bao-su-co-sinh-trac-hoc.docx
+++ b/templates/09-ai-vision/k7-thong-bao-su-co-sinh-trac-hoc.docx
@@ -5460,6 +5460,99 @@
           <w:szCs w:val="26"/>
         </w:rPr>
         <w:t xml:space="preserve">11. </w:t>
+      </w:r>
+      <w:r>
+        <w:rPr>
+          <w:rFonts w:ascii="Times New Roman" w:cs="Times New Roman" w:eastAsia="Times New Roman" w:hAnsi="Times New Roman"/>
+          <w:b/>
+          <w:bCs/>
+          <w:i w:val="false"/>
+          <w:iCs w:val="false"/>
+          <w:sz w:val="26"/>
+          <w:szCs w:val="26"/>
+        </w:rPr>
+        <w:t xml:space="preserve">Sự cố nghiêm trọng của hệ thống trí tuệ nhân tạo</w:t>
+      </w:r>
+      <w:r>
+        <w:rPr>
+          <w:rFonts w:ascii="Times New Roman" w:cs="Times New Roman" w:eastAsia="Times New Roman" w:hAnsi="Times New Roman"/>
+          <w:b w:val="false"/>
+          <w:bCs w:val="false"/>
+          <w:i w:val="false"/>
+          <w:iCs w:val="false"/>
+          <w:sz w:val="26"/>
+          <w:szCs w:val="26"/>
+        </w:rPr>
+        <w:t xml:space="preserve"> (khoản 1 Điều 19 Nghị định số 142/2026/NĐ-CP): ☐ không ☐ có — thời điểm xác nhận sự cố ........; báo cáo sơ bộ theo Mẫu AI01a qua Cổng thông tin điện tử một cửa về trí tuệ nhân tạo do ☐ </w:t>
+      </w:r>
+      <w:r>
+        <w:rPr>
+          <w:rFonts w:ascii="Times New Roman" w:cs="Times New Roman" w:eastAsia="Times New Roman" w:hAnsi="Times New Roman"/>
+          <w:b w:val="false"/>
+          <w:bCs w:val="false"/>
+          <w:i w:val="false"/>
+          <w:iCs w:val="false"/>
+          <w:sz w:val="26"/>
+          <w:szCs w:val="26"/>
+          <w:highlight w:val="yellow"/>
+        </w:rPr>
+        <w:t xml:space="preserve">Công ty cổ phần Giải pháp Công nghệ TURBO</w:t>
+      </w:r>
+      <w:r>
+        <w:rPr>
+          <w:rFonts w:ascii="Times New Roman" w:cs="Times New Roman" w:eastAsia="Times New Roman" w:hAnsi="Times New Roman"/>
+          <w:b w:val="false"/>
+          <w:bCs w:val="false"/>
+          <w:i w:val="false"/>
+          <w:iCs w:val="false"/>
+          <w:sz w:val="26"/>
+          <w:szCs w:val="26"/>
+        </w:rPr>
+        <w:t xml:space="preserve"> ☐ </w:t>
+      </w:r>
+      <w:r>
+        <w:rPr>
+          <w:rFonts w:ascii="Times New Roman" w:cs="Times New Roman" w:eastAsia="Times New Roman" w:hAnsi="Times New Roman"/>
+          <w:b w:val="false"/>
+          <w:bCs w:val="false"/>
+          <w:i w:val="false"/>
+          <w:iCs w:val="false"/>
+          <w:sz w:val="26"/>
+          <w:szCs w:val="26"/>
+          <w:highlight w:val="yellow"/>
+        </w:rPr>
+        <w:t xml:space="preserve">Công ty TNHH Sản xuất Mẫu</w:t>
+      </w:r>
+      <w:r>
+        <w:rPr>
+          <w:rFonts w:ascii="Times New Roman" w:cs="Times New Roman" w:eastAsia="Times New Roman" w:hAnsi="Times New Roman"/>
+          <w:b w:val="false"/>
+          <w:bCs w:val="false"/>
+          <w:i w:val="false"/>
+          <w:iCs w:val="false"/>
+          <w:sz w:val="26"/>
+          <w:szCs w:val="26"/>
+        </w:rPr>
+        <w:t xml:space="preserve"> gửi, ☐ đã gửi lúc ........ ☐ hạn gửi ........; hạn báo cáo chính thức ........</w:t>
+      </w:r>
+    </w:p>
+    <w:p>
+      <w:pPr>
+        <w:spacing w:after="60" w:before="0" w:line="276" w:lineRule="auto"/>
+        <w:ind w:left="453" w:hanging="283"/>
+        <w:jc w:val="both"/>
+      </w:pPr>
+      <w:r>
+        <w:rPr>
+          <w:rFonts w:ascii="Times New Roman" w:cs="Times New Roman" w:eastAsia="Times New Roman" w:hAnsi="Times New Roman"/>
+          <w:b w:val="false"/>
+          <w:bCs w:val="false"/>
+          <w:i w:val="false"/>
+          <w:iCs w:val="false"/>
+          <w:sz w:val="26"/>
+          <w:szCs w:val="26"/>
+        </w:rPr>
+        <w:t xml:space="preserve">12. </w:t>
       </w:r>
       <w:r>
         <w:rPr>
